--- a/output/IS-016 變更與組態管理程序.docx
+++ b/output/IS-016 變更與組態管理程序.docx
@@ -53,7 +53,7 @@
         </w:rPr>
       </w:pPr>
       <w:r>
-        <w:t xml:space="preserve">新世紀虛擬科技股份有限公司</w:t>
+        <w:t xml:space="preserve">E2E測試科技股份有限公司</w:t>
       </w:r>
     </w:p>
     <w:p>
@@ -365,7 +365,7 @@
         </w:sectPr>
       </w:pPr>
       <w:r>
-        <w:t xml:space="preserve">發行日期：2026/05/20</w:t>
+        <w:t xml:space="preserve">發行日期：2026/03/06</w:t>
       </w:r>
     </w:p>
     <w:tbl>
@@ -602,7 +602,7 @@
               </w:rPr>
             </w:pPr>
             <w:r>
-              <w:t xml:space="preserve">2026/05/20</w:t>
+              <w:t xml:space="preserve">2026/03/06</w:t>
             </w:r>
           </w:p>
         </w:tc>

--- a/output/IS-016 變更與組態管理程序.docx
+++ b/output/IS-016 變更與組態管理程序.docx
@@ -53,6 +53,10 @@
         </w:rPr>
       </w:pPr>
       <w:r>
+        <w:rPr>
+          <w:b/>
+          <w:sz w:val="48"/>
+        </w:rPr>
         <w:t xml:space="preserve">E2E測試科技股份有限公司</w:t>
       </w:r>
     </w:p>
@@ -2535,63 +2539,7 @@
         </w:numPr>
       </w:pPr>
       <w:r>
-        <w:rPr>
-          <w:rFonts w:ascii="標楷體" w:hAnsi="標楷體" w:cs="Gungsuh"/>
-          <w:color w:val="000000" w:themeColor="text1"/>
-          <w:szCs w:val="28"/>
-        </w:rPr>
-        <w:t>為確保</w:t>
-      </w:r>
-      <w:r>
-        <w:rPr>
-          <w:rFonts w:ascii="標楷體" w:hAnsi="標楷體" w:cs="標楷體" w:hint="eastAsia"/>
-          <w:color w:val="000000" w:themeColor="text1"/>
-          <w:szCs w:val="28"/>
-          <w:shd w:val="pct15" w:color="auto" w:fill="FFFFFF"/>
-        </w:rPr>
-        <w:t>○○○○○</w:t>
-      </w:r>
-      <w:r>
-        <w:rPr>
-          <w:rFonts w:ascii="標楷體" w:hAnsi="標楷體" w:cs="標楷體"/>
-          <w:color w:val="000000" w:themeColor="text1"/>
-          <w:szCs w:val="28"/>
-        </w:rPr>
-        <w:t>股份有限公司（以下簡稱本公司）</w:t>
-      </w:r>
-      <w:r>
-        <w:rPr>
-          <w:rFonts w:ascii="標楷體" w:hAnsi="標楷體" w:cs="標楷體"/>
-          <w:color w:val="000000" w:themeColor="text1"/>
-          <w:szCs w:val="28"/>
-        </w:rPr>
-        <w:t>之各項資訊設備能受到適切的管理與維護，</w:t>
-      </w:r>
-      <w:proofErr w:type="gramStart"/>
-      <w:r>
-        <w:rPr>
-          <w:rFonts w:ascii="標楷體" w:hAnsi="標楷體" w:cs="標楷體" w:hint="eastAsia"/>
-          <w:color w:val="000000" w:themeColor="text1"/>
-          <w:szCs w:val="28"/>
-        </w:rPr>
-        <w:t>針有所有</w:t>
-      </w:r>
-      <w:proofErr w:type="gramEnd"/>
-      <w:r>
-        <w:rPr>
-          <w:rFonts w:ascii="標楷體" w:hAnsi="標楷體" w:cs="標楷體" w:hint="eastAsia"/>
-          <w:color w:val="000000" w:themeColor="text1"/>
-          <w:szCs w:val="28"/>
-        </w:rPr>
-        <w:t>營運中相關軟、硬體之資訊系統架構與設定之安全，於系統新增及變更異動時，所需遵守之作業流程及相關權責</w:t>
-      </w:r>
-      <w:r>
-        <w:rPr>
-          <w:rFonts w:ascii="標楷體" w:hAnsi="標楷體" w:cs="Gungsuh"/>
-          <w:color w:val="000000" w:themeColor="text1"/>
-          <w:szCs w:val="28"/>
-        </w:rPr>
-        <w:t>，以符合資通安全規範。</w:t>
+        <w:t xml:space="preserve">為確保E2E測試科技股份有限公司（以下簡稱本公司）之各項資訊設備能受到適切的管理與維護，針有所有營運中相關軟、硬體之資訊系統架構與設定之安全，於系統新增及變更異動時，所需遵守之作業流程及相關權責，以符合資通安全規範。</w:t>
       </w:r>
     </w:p>
     <w:p>
